--- a/extrakty/doc/TC278WG4/extract_21219-7_(2017).docx
+++ b/extrakty/doc/TC278WG4/extract_21219-7_(2017).docx
@@ -115,16 +115,10 @@
               </w:rPr>
             </w:pPr>
             <w:r>
-              <w:t xml:space="preserve">Inteligentní dopravní systémy – </w:t>
-            </w:r>
-            <w:r>
-              <w:br/>
-            </w:r>
-            <w:r>
-              <w:t xml:space="preserve">Dopravní a cestovní informace v dopravním protokolu expertní skupiny, druhá generace (TPEG2) – </w:t>
-            </w:r>
-            <w:r>
-              <w:t>Část 7: Kontejner pro odkazování na polohu (TPEG2-LRC)</w:t>
+              <w:rPr>
+                <w:b/>
+              </w:rPr>
+              <w:t xml:space="preserve">Inteligentní dopravní systémy – Dopravní a cestovní informace (TTI) v dopravním protokolu expertní skupiny, druhá generace (TPEG2) – Část 7: Kontejner pro odkazování na polohu (TPEG2-LRC)</w:t>
             </w:r>
           </w:p>
         </w:tc>
@@ -145,13 +139,10 @@
               </w:rPr>
             </w:pPr>
             <w:r>
-              <w:t>ISO/TS 21219-7</w:t>
-            </w:r>
-            <w:r>
-              <w:br/>
-            </w:r>
-            <w:r>
-              <w:t xml:space="preserve"> </w:t>
+              <w:rPr>
+                <w:b/>
+              </w:rPr>
+              <w:t xml:space="preserve">ČSN P ISO/TS 21219-7</w:t>
             </w:r>
           </w:p>
           <w:p>
@@ -218,16 +209,7 @@
         <w:jc w:val="both"/>
       </w:pPr>
       <w:r>
-        <w:t xml:space="preserve">Technická specifikace ISO 21219 se zabývá druhou generací protokolu TPEG pro </w:t>
-      </w:r>
-      <w:r>
-        <w:rPr>
-          <w:b/>
-        </w:rPr>
-        <w:t>poskytování informací o dopravě koncovým uživatelům</w:t>
-      </w:r>
-      <w:r>
-        <w:t xml:space="preserve">, označovaným TPEG2. </w:t>
+        <w:t xml:space="preserve">Technická specifikace ISO 21219 stanovuje formát a protokol TPEG určený pro poskytování informací o dopravě koncovým uživatelům. TPEG je určen pro média s vysokou přenosovou kapacitou, umožňuje informace členit strukturovaně se zvyšující se mírou detailů a komplexně popisovat polohu.</w:t>
       </w:r>
     </w:p>
     <w:p>
@@ -236,35 +218,7 @@
         <w:jc w:val="both"/>
       </w:pPr>
       <w:r>
-        <w:t>ISO/TS 21219 obsahuje řadu částí, které pokrývají úvod, pravidla, “sady nástrojů” (</w:t>
-      </w:r>
-      <w:proofErr w:type="spellStart"/>
-      <w:r>
-        <w:t>toolkity</w:t>
-      </w:r>
-      <w:proofErr w:type="spellEnd"/>
-      <w:r>
-        <w:t>) a jednotlivé aplik</w:t>
-      </w:r>
-      <w:r>
-        <w:t>a</w:t>
-      </w:r>
-      <w:r>
-        <w:t>ce. TPEG2 je postaven na modelování v UML, se sadou základních pravidel stanovujících strategii modelování a pravidla konverze modelu do dvou fyzických formátů: binárního pro vysílání v DAB a XML pro šíření Intern</w:t>
-      </w:r>
-      <w:r>
-        <w:t>e</w:t>
-      </w:r>
-      <w:r>
-        <w:t>tem (části 2, 3, 4 normy). Pro snazší udržovatelnost specifikace se změny provádí pouze na úrovni obecného modelu v UML (XMI soubor) a následně pomocí automatizovaných nástrojů převádějí do popisů jednotlivých fyzických formátů (dokument s přílohami pro každý fyzický formát). Tato koncepční témata jsou řešena částmi, které se nazývají sady nástrojů (</w:t>
-      </w:r>
-      <w:proofErr w:type="spellStart"/>
-      <w:r>
-        <w:t>toolkity</w:t>
-      </w:r>
-      <w:proofErr w:type="spellEnd"/>
-      <w:r>
-        <w:t>).</w:t>
+        <w:t xml:space="preserve">Jednotlivé oblasti dopravních událostí jsou v TPEG popsány odděleně, pomocí platformě nezávislého modelu (UML) a dvou odvozených platformě závislých modelů (binární a XML). Části specifikace stanovují pravidla tvorby modelu jeho převodu do platformě závislé podoby.</w:t>
       </w:r>
     </w:p>
     <w:p>
@@ -273,7 +227,7 @@
         <w:jc w:val="both"/>
       </w:pPr>
       <w:r>
-        <w:t>TPEG2 stanovuje použití tří dílčích částí (kontejnerů): management zpráv (část 6 normy), dopravní aplikaci (mnoho částí) a odkazování na polohu (část 7 normy).</w:t>
+        <w:t xml:space="preserve">Více informací o kontextu TPEG je obsaženo v úvodu extraktu k části 1 normy TPEG (21219-1).</w:t>
       </w:r>
     </w:p>
     <w:p>
@@ -282,195 +236,16 @@
         <w:jc w:val="both"/>
       </w:pPr>
       <w:r>
-        <w:t>ISO/TS 21219 se skládá z těchto částí (tučně je zvýrazněna část popisovaná v tomto extraktu):</w:t>
+        <w:t xml:space="preserve">Technická specifikace ISO 21219 se zabývá druhou generací protokolu TPEG, označovaným zkratkou TPEG2. Rozlišení TPEG/TPEG1/TPEG2 se většinou uvádí pouze v úvodní části norem/specifikací, zatímco ostatní kapitoly již mezi TPEG a TPEG2 nerozlišují - to je implicitní dle kontextu.</w:t>
       </w:r>
     </w:p>
     <w:p>
       <w:pPr>
-        <w:numPr>
-          <w:ilvl w:val="0"/>
-          <w:numId w:val="46"/>
-        </w:numPr>
-        <w:pBdr>
-          <w:top w:val="nil"/>
-          <w:left w:val="nil"/>
-          <w:bottom w:val="nil"/>
-          <w:right w:val="nil"/>
-          <w:between w:val="nil"/>
-        </w:pBdr>
-        <w:spacing w:after="120"/>
-        <w:ind w:left="284" w:hanging="218"/>
-        <w:jc w:val="both"/>
-      </w:pPr>
-      <w:proofErr w:type="spellStart"/>
-      <w:r>
-        <w:rPr>
-          <w:b/>
-        </w:rPr>
-        <w:t>Toolkity</w:t>
-      </w:r>
-      <w:proofErr w:type="spellEnd"/>
-      <w:r>
-        <w:rPr>
-          <w:b/>
-        </w:rPr>
-        <w:t xml:space="preserve"> </w:t>
-      </w:r>
-      <w:r>
-        <w:t xml:space="preserve">(nástroje): TPEG2-INV (část 1: Úvod, číslování a verze), TPEG2-UML (část 2: Pravidla modelování pomocí UML), TPEG2-UBCR (část 3: Pravidla pro konverzi z UML do binárního kódu), TPEG2-UXCR (část 4: Pravidla pro konverzi UML do XML), TPEG2-SFW (část 5: Rámec pro služby TPEG), TPEG2-MMC (část 6: Kontejner pro management zpráv), </w:t>
-      </w:r>
-      <w:r>
-        <w:rPr>
-          <w:b/>
-        </w:rPr>
-        <w:t>TPEG2-LRC (část 7: Kontejner pro odkazování na polohu)</w:t>
-      </w:r>
-    </w:p>
-    <w:p>
-      <w:pPr>
-        <w:numPr>
-          <w:ilvl w:val="0"/>
-          <w:numId w:val="46"/>
-        </w:numPr>
-        <w:pBdr>
-          <w:top w:val="nil"/>
-          <w:left w:val="nil"/>
-          <w:bottom w:val="nil"/>
-          <w:right w:val="nil"/>
-          <w:between w:val="nil"/>
-        </w:pBdr>
-        <w:spacing w:after="120"/>
-        <w:ind w:left="284" w:hanging="218"/>
-        <w:jc w:val="both"/>
-      </w:pPr>
-      <w:r>
-        <w:rPr>
-          <w:b/>
-        </w:rPr>
-        <w:t>Speciální aplikace</w:t>
-      </w:r>
-      <w:r>
-        <w:t>: TPEG2-SNI (část 9: Informace o službách a síti), TPEG2-CAI (část 10: Informace o podmíněném přístupu), TPEG2-LTE (část 24: Slabé šifrování)</w:t>
-      </w:r>
-    </w:p>
-    <w:p>
-      <w:pPr>
-        <w:numPr>
-          <w:ilvl w:val="0"/>
-          <w:numId w:val="46"/>
-        </w:numPr>
-        <w:pBdr>
-          <w:top w:val="nil"/>
-          <w:left w:val="nil"/>
-          <w:bottom w:val="nil"/>
-          <w:right w:val="nil"/>
-          <w:between w:val="nil"/>
-        </w:pBdr>
-        <w:spacing w:after="120"/>
-        <w:ind w:left="284" w:hanging="218"/>
-        <w:jc w:val="both"/>
-      </w:pPr>
-      <w:r>
-        <w:rPr>
-          <w:b/>
-        </w:rPr>
-        <w:t>Odkazování na polohu</w:t>
-      </w:r>
-      <w:r>
-        <w:t>: TPEG2-ULR (část 11: Odkazování na polohu v aplikacích), TPEG2-ETL (část 20: Odkazování na polohu metodou rozšířeného TMC), TPEG2-GLR (část 21: Geografické odkazování na pol</w:t>
-      </w:r>
-      <w:r>
-        <w:t>o</w:t>
-      </w:r>
-      <w:r>
-        <w:t xml:space="preserve">hu), TPEG2-OLR (část 22: Odkazování na polohu metodou </w:t>
-      </w:r>
-      <w:proofErr w:type="spellStart"/>
-      <w:r>
-        <w:t>OpenLR</w:t>
-      </w:r>
-      <w:proofErr w:type="spellEnd"/>
-      <w:r>
-        <w:t>)</w:t>
-      </w:r>
-    </w:p>
-    <w:p>
-      <w:pPr>
-        <w:numPr>
-          <w:ilvl w:val="0"/>
-          <w:numId w:val="46"/>
-        </w:numPr>
-        <w:pBdr>
-          <w:top w:val="nil"/>
-          <w:left w:val="nil"/>
-          <w:bottom w:val="nil"/>
-          <w:right w:val="nil"/>
-          <w:between w:val="nil"/>
-        </w:pBdr>
-        <w:spacing w:after="120"/>
-        <w:ind w:left="284" w:hanging="218"/>
-        <w:jc w:val="both"/>
-      </w:pPr>
-      <w:r>
-        <w:rPr>
-          <w:b/>
-        </w:rPr>
-        <w:t>Aplikace</w:t>
-      </w:r>
-      <w:r>
-        <w:t>: TPEG2-RTM (část 12: Aplikace pro zprávy o silniční dopravě), TPEG2-PTI (část 13: Aplikace pro informace o veřejné dopravě), TPEG2-PKI (část 14: Aplikace pro informace o parkování), TPEG2-TEC (část 15: Aplikace pro vybrané dopravní události), TPEG2-FPI (část 16: Aplikace pro informace o cenách poho</w:t>
-      </w:r>
-      <w:r>
-        <w:t>n</w:t>
-      </w:r>
-      <w:r>
-        <w:t>ných hmot), TPEG2-SPI (část 17: Aplikace pro informace o rychlostních omezeních), TPEG2-TFP (část 18: Aplikace pro informace o stavu dopravního proudu a jeho predikci), TPEG2-WEA (část 19: Aplikace pro i</w:t>
-      </w:r>
-      <w:r>
-        <w:t>n</w:t>
-      </w:r>
-      <w:r>
-        <w:t>formace o počasí), TPEG2-RMR (část 23: Aplikace pro informace o multimodálních trasách), TPEG2-EMI (část 25: Nabíjecí infrastruktura pro elektromobily) a další.</w:t>
-      </w:r>
-    </w:p>
-    <w:p>
-      <w:pPr>
         <w:spacing w:after="120"/>
         <w:jc w:val="both"/>
       </w:pPr>
       <w:r>
-        <w:t>Na rozdíl od RDS-TMC, které je svým způsobem popisu události jednoúrovňové, umožňuje TPEG informace členit strukturovaně se zvyšující se mírou detailu. Dopravní události popisuje TPEG úzkoprofilově, je vždy z</w:t>
-      </w:r>
-      <w:r>
-        <w:t>a</w:t>
-      </w:r>
-      <w:r>
-        <w:t xml:space="preserve">měřen na jeden konkrétní typ situací (například pro ceny pohonných hmot, dojezdové doby atd.), které popisuje do větší hloubky, každému typu je věnována samostatná část specifikace (tzv. ”aplikace TPEG”). </w:t>
-      </w:r>
-    </w:p>
-    <w:p>
-      <w:pPr>
-        <w:spacing w:after="120"/>
-        <w:jc w:val="both"/>
-      </w:pPr>
-      <w:r>
-        <w:t>Rozlišení TPEG / TPEG1 / TPEG2 se většinou uvádí pouze v úvodu částí norem/specifikací, zatímco ostatní kapitoly již mezi TPEG a TPEG2 nerozlišují - to je implicitní dle kontextu. Stejným způsobem k tomu přistupuj</w:t>
-      </w:r>
-      <w:r>
-        <w:t>e</w:t>
-      </w:r>
-      <w:r>
-        <w:t>me i v tomto extraktu.</w:t>
-      </w:r>
-    </w:p>
-    <w:p>
-      <w:pPr>
-        <w:spacing w:after="120"/>
-        <w:jc w:val="both"/>
-      </w:pPr>
-      <w:r>
-        <w:lastRenderedPageBreak/>
-        <w:t>Tento extrakt popisuje část 7 “Kontejner pro odkazování na polohu” (dále jen “popisovaný dokument”), která specifikuje jednu ze tří důležitých částí zprávy, tzv. Kontejner pro odkazování na polohu a související způsob indikace typu popisu polohy. Zprávy TPEG dle typu aplikace mohou či nemusí obsahovat tento kontejner (LRC), každý takový kontejner může obsahovat jeden či více různých metod popisu polohy jednoho fyzického místa.</w:t>
+        <w:t xml:space="preserve">Tento extrakt (dále jen “popisovaný dokument”) popisuje část 7 normy TPEG, která specifikuje jednu ze tří důležitých částí zprávy, tzv. Kontejner pro odkazování na polohu a související způsob indikace typu popisu polohy. Zprávy TPEG dle typu aplikace mohou či nemusí obsahovat tento kontejner (LRC), každý takový kontejner může obsahovat jeden či více různých metod popisu polohy jednoho fyzického místa.</w:t>
       </w:r>
     </w:p>
     <w:p>
@@ -486,8 +261,9 @@
         <w:rPr>
           <w:sz w:val="18"/>
           <w:szCs w:val="18"/>
+          <w:i/>
         </w:rPr>
-        <w:t>Poznámka: Extrakt přejímá původní číslování kapitol.</w:t>
+        <w:t xml:space="preserve">Poznámka: Extrakt uvádí vybrané kapitoly popisovaného dokumentu a přejímá původní číslování kapitol.</w:t>
       </w:r>
     </w:p>
     <w:p>
@@ -597,21 +373,7 @@
         <w:pStyle w:val="Textnormy"/>
       </w:pPr>
       <w:r>
-        <w:t>Klíčové normy, na které tento dokument odkazuje, jsou: specifikace předdefinovaných popisů poloh (17572-2), dynamických popisů poloh (17572-3), geografického odkazování na polohu (21219-21, TPEG2-GLR) a odkaz</w:t>
-      </w:r>
-      <w:r>
-        <w:t>o</w:t>
-      </w:r>
-      <w:r>
-        <w:t xml:space="preserve">vání na polohu metodou </w:t>
-      </w:r>
-      <w:proofErr w:type="spellStart"/>
-      <w:r>
-        <w:t>OpenLR</w:t>
-      </w:r>
-      <w:proofErr w:type="spellEnd"/>
-      <w:r>
-        <w:t xml:space="preserve"> (21219-22, TPEG2-OLR), dále odvozování do XML (21219-4, TPEG2-UXCR) a binární podoby (21219-3, TPEG2-UBCR). </w:t>
+        <w:t xml:space="preserve">Tento dokument uvádí 11 normativních odkazů, 8 na normu TPEG2 ISO 21219 části 1-5, 15 a 21 (geografické odkazování na polohu) a 22 (odkazování na polohu metodou OpenLR) ISO 17572 části 2 (předdefinovaný popis polohy) a 3 (dynamický popis polohy) a normu TPEG1 18234-11 stanovující kontejner pro odkazování na polohu.</w:t>
       </w:r>
     </w:p>
     <w:p>
@@ -1091,13 +853,7 @@
         <w:jc w:val="both"/>
       </w:pPr>
       <w:r>
-        <w:t>V popisovaném dokumentu je uvedena většina zkratek částí specifikace TPEG, zabývajících se odkazy na p</w:t>
-      </w:r>
-      <w:r>
-        <w:t>o</w:t>
-      </w:r>
-      <w:r>
-        <w:t>lohu. Tyto zkratky i jejich vysvětlení uvádíme jako součást výčtu částí specifikace v úvodu tohoto extraktu, proto je zde dále neuvádíme.</w:t>
+        <w:t xml:space="preserve">V popisovaném dokumentu je uvedena většina zkratek částí specifikace, zabývajících se odkazy na polohu. Tyto zkratky i jejich vysvětlení uvádíme jako součást výčtu částí specifikace v úvodu tohoto extraktu, proto je zde dále neuvádíme.</w:t>
       </w:r>
     </w:p>
     <w:p>
@@ -2084,11 +1840,9 @@
       <w:pPr>
         <w:pStyle w:val="Nadpis1"/>
       </w:pPr>
-      <w:proofErr w:type="spellStart"/>
-      <w:r>
-        <w:t>Bibliografie</w:t>
-      </w:r>
-      <w:proofErr w:type="spellEnd"/>
+      <w:r>
+        <w:t xml:space="preserve">Literatura</w:t>
+      </w:r>
     </w:p>
     <w:p>
       <w:pPr>

--- a/extrakty/doc/TC278WG4/extract_21219-7_(2017).docx
+++ b/extrakty/doc/TC278WG4/extract_21219-7_(2017).docx
@@ -250,19 +250,10 @@
     </w:p>
     <w:p>
       <w:pPr>
-        <w:spacing w:before="80" w:after="200"/>
+        <w:spacing w:after="120"/>
         <w:jc w:val="both"/>
-        <w:rPr>
-          <w:sz w:val="18"/>
-          <w:szCs w:val="18"/>
-        </w:rPr>
-      </w:pPr>
-      <w:r>
-        <w:rPr>
-          <w:sz w:val="18"/>
-          <w:szCs w:val="18"/>
-          <w:i/>
-        </w:rPr>
+      </w:pPr>
+      <w:r>
         <w:t xml:space="preserve">Poznámka: Extrakt uvádí vybrané kapitoly popisovaného dokumentu a přejímá původní číslování kapitol.</w:t>
       </w:r>
     </w:p>
@@ -343,49 +334,12 @@
       <w:pPr>
         <w:pStyle w:val="Nadpis1"/>
       </w:pPr>
+      <w:r>
+        <w:t xml:space="preserve">1 Předmět normy</w:t>
+      </w:r>
       <w:proofErr w:type="spellStart"/>
       <w:r>
-        <w:t>Souvisící</w:t>
-      </w:r>
-      <w:proofErr w:type="spellEnd"/>
-      <w:r>
-        <w:t xml:space="preserve"> </w:t>
-      </w:r>
-      <w:proofErr w:type="spellStart"/>
-      <w:r>
-        <w:t>normy</w:t>
-      </w:r>
-      <w:proofErr w:type="spellEnd"/>
-      <w:r>
-        <w:t xml:space="preserve"> (</w:t>
-      </w:r>
-      <w:proofErr w:type="spellStart"/>
-      <w:r>
-        <w:t>výběr</w:t>
-      </w:r>
-      <w:proofErr w:type="spellEnd"/>
-      <w:r>
-        <w:t>)</w:t>
-      </w:r>
-    </w:p>
-    <w:p>
-      <w:pPr>
-        <w:pStyle w:val="Textnormy"/>
-      </w:pPr>
-      <w:r>
-        <w:t xml:space="preserve">Tento dokument uvádí 11 normativních odkazů, 8 na normu TPEG2 ISO 21219 části 1-5, 15 a 21 (geografické odkazování na polohu) a 22 (odkazování na polohu metodou OpenLR) ISO 17572 části 2 (předdefinovaný popis polohy) a 3 (dynamický popis polohy) a normu TPEG1 18234-11 stanovující kontejner pro odkazování na polohu.</w:t>
-      </w:r>
-    </w:p>
-    <w:p>
-      <w:pPr>
-        <w:pStyle w:val="Nadpis1"/>
-      </w:pPr>
-      <w:r>
-        <w:t>1 </w:t>
-      </w:r>
-      <w:proofErr w:type="spellStart"/>
-      <w:r>
-        <w:t>Předmět</w:t>
+        <w:t/>
       </w:r>
       <w:proofErr w:type="spellEnd"/>
     </w:p>
@@ -409,28 +363,65 @@
       <w:pPr>
         <w:pStyle w:val="Nadpis1"/>
       </w:pPr>
-      <w:r>
-        <w:t>3 </w:t>
-      </w:r>
       <w:proofErr w:type="spellStart"/>
       <w:r>
-        <w:t>Termíny</w:t>
+        <w:t xml:space="preserve">2 Souvisící normy</w:t>
       </w:r>
       <w:proofErr w:type="spellEnd"/>
       <w:r>
-        <w:t xml:space="preserve">, </w:t>
+        <w:t xml:space="preserve"/>
       </w:r>
       <w:proofErr w:type="spellStart"/>
       <w:r>
-        <w:t>definice</w:t>
+        <w:t/>
       </w:r>
       <w:proofErr w:type="spellEnd"/>
       <w:r>
-        <w:t xml:space="preserve"> a </w:t>
+        <w:t xml:space="preserve"/>
       </w:r>
       <w:proofErr w:type="spellStart"/>
       <w:r>
-        <w:t>zkratky</w:t>
+        <w:t/>
+      </w:r>
+      <w:proofErr w:type="spellEnd"/>
+      <w:r>
+        <w:t/>
+      </w:r>
+    </w:p>
+    <w:p>
+      <w:pPr>
+        <w:pStyle w:val="Textnormy"/>
+      </w:pPr>
+      <w:r>
+        <w:t xml:space="preserve">Tento dokument uvádí 11 normativních odkazů, 8 na normu TPEG2 ISO 21219 části 1-5, 15 a 21 (geografické odkazování na polohu) a 22 (odkazování na polohu metodou OpenLR) ISO 17572 části 2 (předdefinovaný popis polohy) a 3 (dynamický popis polohy) a normu TPEG1 18234-11 stanovující kontejner pro odkazování na polohu.</w:t>
+      </w:r>
+    </w:p>
+    <w:p>
+      <w:pPr>
+        <w:pStyle w:val="Nadpis1"/>
+      </w:pPr>
+      <w:r>
+        <w:t xml:space="preserve">3 Termíny, definice a zkratky</w:t>
+      </w:r>
+      <w:proofErr w:type="spellStart"/>
+      <w:r>
+        <w:t/>
+      </w:r>
+      <w:proofErr w:type="spellEnd"/>
+      <w:r>
+        <w:t xml:space="preserve"/>
+      </w:r>
+      <w:proofErr w:type="spellStart"/>
+      <w:r>
+        <w:t/>
+      </w:r>
+      <w:proofErr w:type="spellEnd"/>
+      <w:r>
+        <w:t xml:space="preserve"/>
+      </w:r>
+      <w:proofErr w:type="spellStart"/>
+      <w:r>
+        <w:t/>
       </w:r>
       <w:proofErr w:type="spellEnd"/>
     </w:p>
@@ -862,19 +853,7 @@
         <w:jc w:val="both"/>
       </w:pPr>
       <w:r>
-        <w:t>Další termíny a zkratky z oboru ITS jsou obsaženy ve slovníku ITS terminology (</w:t>
-      </w:r>
-      <w:hyperlink r:id="rId9">
-        <w:r>
-          <w:rPr>
-            <w:color w:val="1155CC"/>
-            <w:u w:val="single"/>
-          </w:rPr>
-          <w:t>www.ITSterminology.org</w:t>
-        </w:r>
-      </w:hyperlink>
-      <w:r>
-        <w:t>).</w:t>
+        <w:t xml:space="preserve">Další termíny a zkratky z oboru ITS jsou obsaženy ve slovníku ITS terminology (www.ITSterminology.org).</w:t>
       </w:r>
     </w:p>
     <w:p>

--- a/extrakty/doc/TC278WG4/extract_21219-7_(2017).docx
+++ b/extrakty/doc/TC278WG4/extract_21219-7_(2017).docx
@@ -142,7 +142,7 @@
               <w:rPr>
                 <w:b/>
               </w:rPr>
-              <w:t xml:space="preserve">ČSN P ISO/TS 21219-7</w:t>
+              <w:t xml:space="preserve">ISO/TS 21219-7</w:t>
             </w:r>
           </w:p>
           <w:p>
@@ -150,7 +150,7 @@
               <w:pStyle w:val="1StrTrZn"/>
             </w:pPr>
             <w:r>
-              <w:t>01 8259</w:t>
+              <w:t xml:space="preserve"/>
             </w:r>
           </w:p>
         </w:tc>
@@ -178,14 +178,14 @@
           <w:sz w:val="28"/>
           <w:szCs w:val="28"/>
         </w:rPr>
-        <w:t>Vydána 2017, 20</w:t>
+        <w:t xml:space="preserve">Vydána 2017, 13 stran</w:t>
       </w:r>
       <w:r>
         <w:rPr>
           <w:sz w:val="28"/>
           <w:szCs w:val="28"/>
         </w:rPr>
-        <w:t xml:space="preserve"> stran</w:t>
+        <w:t xml:space="preserve"/>
       </w:r>
     </w:p>
     <w:p>
